--- a/public/lease-template.docx
+++ b/public/lease-template.docx
@@ -3877,7 +3877,30 @@
     <w:pPr>
       <w:pStyle w:val="Footer"/>
       <w:jc w:val="right"/>
+      <w:rPr>
+        <w:color w:val="FFFFFF" w:themeColor="background1"/>
+      </w:rPr>
     </w:pPr>
+    <w:r>
+      <w:rPr>
+        <w:color w:val="FFFFFF" w:themeColor="background1"/>
+      </w:rPr>
+      <w:t>\</w:t>
+    </w:r>
+    <w:proofErr w:type="spellStart"/>
+    <w:r>
+      <w:rPr>
+        <w:color w:val="FFFFFF" w:themeColor="background1"/>
+      </w:rPr>
+      <w:t>initial_tenant</w:t>
+    </w:r>
+    <w:proofErr w:type="spellEnd"/>
+    <w:r>
+      <w:rPr>
+        <w:color w:val="FFFFFF" w:themeColor="background1"/>
+      </w:rPr>
+      <w:t>\</w:t>
+    </w:r>
   </w:p>
 </w:ftr>
 </file>
@@ -4312,7 +4335,6 @@
   <w:style w:type="character" w:default="1" w:styleId="DefaultParagraphFont">
     <w:name w:val="Default Paragraph Font"/>
     <w:uiPriority w:val="1"/>
-    <w:semiHidden/>
     <w:unhideWhenUsed/>
   </w:style>
   <w:style w:type="table" w:default="1" w:styleId="TableNormal">
@@ -4357,7 +4379,6 @@
     <w:basedOn w:val="Normal"/>
     <w:link w:val="HeaderChar"/>
     <w:uiPriority w:val="99"/>
-    <w:semiHidden/>
     <w:unhideWhenUsed/>
     <w:rsid w:val="00AC1FF9"/>
     <w:pPr>
@@ -4373,7 +4394,6 @@
     <w:basedOn w:val="DefaultParagraphFont"/>
     <w:link w:val="Header"/>
     <w:uiPriority w:val="99"/>
-    <w:semiHidden/>
     <w:rsid w:val="00AC1FF9"/>
   </w:style>
   <w:style w:type="paragraph" w:styleId="Footer">
@@ -4727,19 +4747,6 @@
 </file>
 
 <file path=customXml/item2.xml><?xml version="1.0" encoding="utf-8"?>
-<b:Sources xmlns:b="http://schemas.openxmlformats.org/officeDocument/2006/bibliography" xmlns="http://schemas.openxmlformats.org/officeDocument/2006/bibliography" SelectedStyle="\APA.XSL" StyleName="APA"/>
-</file>
-
-<file path=customXml/item3.xml><?xml version="1.0" encoding="utf-8"?>
-<?mso-contentType ?>
-<FormTemplates xmlns="http://schemas.microsoft.com/sharepoint/v3/contenttype/forms">
-  <Display>DocumentLibraryForm</Display>
-  <Edit>DocumentLibraryForm</Edit>
-  <New>DocumentLibraryForm</New>
-</FormTemplates>
-</file>
-
-<file path=customXml/item4.xml><?xml version="1.0" encoding="utf-8"?>
 <ct:contentTypeSchema xmlns:ct="http://schemas.microsoft.com/office/2006/metadata/contentType" xmlns:ma="http://schemas.microsoft.com/office/2006/metadata/properties/metaAttributes" ct:_="" ma:_="" ma:contentTypeName="Document" ma:contentTypeID="0x010100D4876370E46D804787290F6C62A52D4E" ma:contentTypeVersion="16" ma:contentTypeDescription="Create a new document." ma:contentTypeScope="" ma:versionID="1811387629ca92c329deeac49bf36288">
   <xsd:schema xmlns:xsd="http://www.w3.org/2001/XMLSchema" xmlns:xs="http://www.w3.org/2001/XMLSchema" xmlns:p="http://schemas.microsoft.com/office/2006/metadata/properties" xmlns:ns2="256c0560-2b18-4382-bc2e-2f1df69afd0f" xmlns:ns3="92c5f329-032a-4816-a099-b59e272abab8" targetNamespace="http://schemas.microsoft.com/office/2006/metadata/properties" ma:root="true" ma:fieldsID="e19e21d4a51bcceb122ce65cb1ec2dc4" ns2:_="" ns3:_="">
     <xsd:import namespace="256c0560-2b18-4382-bc2e-2f1df69afd0f"/>
@@ -4980,6 +4987,19 @@
 </ct:contentTypeSchema>
 </file>
 
+<file path=customXml/item3.xml><?xml version="1.0" encoding="utf-8"?>
+<?mso-contentType ?>
+<FormTemplates xmlns="http://schemas.microsoft.com/sharepoint/v3/contenttype/forms">
+  <Display>DocumentLibraryForm</Display>
+  <Edit>DocumentLibraryForm</Edit>
+  <New>DocumentLibraryForm</New>
+</FormTemplates>
+</file>
+
+<file path=customXml/item4.xml><?xml version="1.0" encoding="utf-8"?>
+<b:Sources xmlns:b="http://schemas.openxmlformats.org/officeDocument/2006/bibliography" xmlns="http://schemas.openxmlformats.org/officeDocument/2006/bibliography" SelectedStyle="\APA.XSL" StyleName="APA"/>
+</file>
+
 <file path=customXml/itemProps1.xml><?xml version="1.0" encoding="utf-8"?>
 <ds:datastoreItem xmlns:ds="http://schemas.openxmlformats.org/officeDocument/2006/customXml" ds:itemID="{3A5E37FF-8AC4-45CC-A915-5365FB8888F1}">
   <ds:schemaRefs>
@@ -4992,22 +5012,6 @@
 </file>
 
 <file path=customXml/itemProps2.xml><?xml version="1.0" encoding="utf-8"?>
-<ds:datastoreItem xmlns:ds="http://schemas.openxmlformats.org/officeDocument/2006/customXml" ds:itemID="{8E6BE6B4-564F-44F8-B362-24D2E64CC348}">
-  <ds:schemaRefs>
-    <ds:schemaRef ds:uri="http://schemas.openxmlformats.org/officeDocument/2006/bibliography"/>
-  </ds:schemaRefs>
-</ds:datastoreItem>
-</file>
-
-<file path=customXml/itemProps3.xml><?xml version="1.0" encoding="utf-8"?>
-<ds:datastoreItem xmlns:ds="http://schemas.openxmlformats.org/officeDocument/2006/customXml" ds:itemID="{06FFE395-9E3D-452E-861A-9B6AAB804C6E}">
-  <ds:schemaRefs>
-    <ds:schemaRef ds:uri="http://schemas.microsoft.com/sharepoint/v3/contenttype/forms"/>
-  </ds:schemaRefs>
-</ds:datastoreItem>
-</file>
-
-<file path=customXml/itemProps4.xml><?xml version="1.0" encoding="utf-8"?>
 <ds:datastoreItem xmlns:ds="http://schemas.openxmlformats.org/officeDocument/2006/customXml" ds:itemID="{E06B7A4B-EFBA-41B6-9D81-C8242127E302}">
   <ds:schemaRefs>
     <ds:schemaRef ds:uri="http://schemas.microsoft.com/office/2006/metadata/contentType"/>
@@ -5024,4 +5028,20 @@
     <ds:schemaRef ds:uri="http://schemas.microsoft.com/internal/obd"/>
   </ds:schemaRefs>
 </ds:datastoreItem>
+</file>
+
+<file path=customXml/itemProps3.xml><?xml version="1.0" encoding="utf-8"?>
+<ds:datastoreItem xmlns:ds="http://schemas.openxmlformats.org/officeDocument/2006/customXml" ds:itemID="{06FFE395-9E3D-452E-861A-9B6AAB804C6E}">
+  <ds:schemaRefs>
+    <ds:schemaRef ds:uri="http://schemas.microsoft.com/sharepoint/v3/contenttype/forms"/>
+  </ds:schemaRefs>
+</ds:datastoreItem>
+</file>
+
+<file path=customXml/itemProps4.xml><?xml version="1.0" encoding="utf-8"?>
+<ds:datastoreItem xmlns:ds="http://schemas.openxmlformats.org/officeDocument/2006/customXml" ds:itemID="{8E6BE6B4-564F-44F8-B362-24D2E64CC348}">
+  <ds:schemaRefs>
+    <ds:schemaRef ds:uri="http://schemas.openxmlformats.org/officeDocument/2006/bibliography"/>
+  </ds:schemaRefs>
+</ds:datastoreItem>
 </file>